--- a/docs/lista_louvores/Textos_Louvores/CORPO E FAMÍLIA.docx
+++ b/docs/lista_louvores/Textos_Louvores/CORPO E FAMÍLIA.docx
@@ -4,293 +4,366 @@
   <w:body>
     <w:p>
       <w:pPr>
-        <w:pStyle w:val="PargrafodaLista"/>
-        <w:numPr>
-          <w:ilvl w:val="0"/>
-          <w:numId w:val="2"/>
-        </w:numPr>
-        <w:tabs>
-          <w:tab w:val="clear" w:pos="360"/>
-          <w:tab w:val="num" w:pos="66"/>
-        </w:tabs>
-        <w:spacing w:after="240"/>
-        <w:ind w:left="0" w:firstLine="0"/>
-        <w:contextualSpacing w:val="0"/>
-        <w:jc w:val="left"/>
-        <w:rPr>
+        <w:pStyle w:val="Ttulo1"/>
+      </w:pPr>
+      <w:r>
+        <w:t>CORPO E FAMÍLIA</w:t>
+      </w:r>
+    </w:p>
+    <w:p>
+      <w:pPr>
+        <w:spacing w:after="120" w:line="240" w:lineRule="auto"/>
+        <w:rPr>
+          <w:rFonts w:ascii="Times New Roman" w:hAnsi="Times New Roman" w:cs="Times New Roman"/>
+          <w:sz w:val="24"/>
+          <w:szCs w:val="24"/>
+        </w:rPr>
+      </w:pPr>
+      <w:r>
+        <w:rPr>
+          <w:rFonts w:ascii="Times New Roman" w:hAnsi="Times New Roman" w:cs="Times New Roman"/>
+          <w:sz w:val="24"/>
+          <w:szCs w:val="24"/>
+        </w:rPr>
+        <w:t>Recebi um novo coração do Pai</w:t>
+      </w:r>
+      <w:r>
+        <w:rPr>
+          <w:rFonts w:ascii="Times New Roman" w:hAnsi="Times New Roman" w:cs="Times New Roman"/>
+          <w:sz w:val="24"/>
+          <w:szCs w:val="24"/>
+        </w:rPr>
+        <w:br/>
+      </w:r>
+      <w:r>
+        <w:rPr>
+          <w:rFonts w:ascii="Times New Roman" w:hAnsi="Times New Roman" w:cs="Times New Roman"/>
+          <w:sz w:val="24"/>
+          <w:szCs w:val="24"/>
+        </w:rPr>
+        <w:t>Coração regenerado, coração transformado,</w:t>
+      </w:r>
+      <w:r>
+        <w:rPr>
+          <w:rFonts w:ascii="Times New Roman" w:hAnsi="Times New Roman" w:cs="Times New Roman"/>
+          <w:sz w:val="24"/>
+          <w:szCs w:val="24"/>
+        </w:rPr>
+        <w:br/>
+      </w:r>
+      <w:r>
+        <w:rPr>
+          <w:rFonts w:ascii="Times New Roman" w:hAnsi="Times New Roman" w:cs="Times New Roman"/>
+          <w:sz w:val="24"/>
+          <w:szCs w:val="24"/>
+        </w:rPr>
+        <w:t>Coração que é inspirado por Jesus</w:t>
+      </w:r>
+    </w:p>
+    <w:p>
+      <w:pPr>
+        <w:spacing w:after="120" w:line="240" w:lineRule="auto"/>
+        <w:rPr>
+          <w:rFonts w:ascii="Times New Roman" w:hAnsi="Times New Roman" w:cs="Times New Roman"/>
+          <w:sz w:val="24"/>
+          <w:szCs w:val="24"/>
+        </w:rPr>
+      </w:pPr>
+      <w:r>
+        <w:rPr>
+          <w:rFonts w:ascii="Times New Roman" w:hAnsi="Times New Roman" w:cs="Times New Roman"/>
+          <w:sz w:val="24"/>
+          <w:szCs w:val="24"/>
+        </w:rPr>
+        <w:t>Como fruto desse novo coração</w:t>
+      </w:r>
+      <w:r>
+        <w:rPr>
+          <w:rFonts w:ascii="Times New Roman" w:hAnsi="Times New Roman" w:cs="Times New Roman"/>
+          <w:sz w:val="24"/>
+          <w:szCs w:val="24"/>
+        </w:rPr>
+        <w:br/>
+      </w:r>
+      <w:r>
+        <w:rPr>
+          <w:rFonts w:ascii="Times New Roman" w:hAnsi="Times New Roman" w:cs="Times New Roman"/>
+          <w:sz w:val="24"/>
+          <w:szCs w:val="24"/>
+        </w:rPr>
+        <w:t>Eu declaro a paz de Cristo,</w:t>
+      </w:r>
+      <w:r>
+        <w:rPr>
+          <w:rFonts w:ascii="Times New Roman" w:hAnsi="Times New Roman" w:cs="Times New Roman"/>
+          <w:sz w:val="24"/>
+          <w:szCs w:val="24"/>
+        </w:rPr>
+        <w:br/>
+      </w:r>
+      <w:r>
+        <w:rPr>
+          <w:rFonts w:ascii="Times New Roman" w:hAnsi="Times New Roman" w:cs="Times New Roman"/>
+          <w:sz w:val="24"/>
+          <w:szCs w:val="24"/>
+        </w:rPr>
+        <w:t>Te abençoo, meu irmão.</w:t>
+      </w:r>
+      <w:r>
+        <w:rPr>
+          <w:rFonts w:ascii="Times New Roman" w:hAnsi="Times New Roman" w:cs="Times New Roman"/>
+          <w:sz w:val="24"/>
+          <w:szCs w:val="24"/>
+        </w:rPr>
+        <w:br/>
+      </w:r>
+      <w:r>
+        <w:rPr>
+          <w:rFonts w:ascii="Times New Roman" w:hAnsi="Times New Roman" w:cs="Times New Roman"/>
+          <w:sz w:val="24"/>
+          <w:szCs w:val="24"/>
+        </w:rPr>
+        <w:t>Preciosa é a nossa comunhão</w:t>
+      </w:r>
+      <w:r>
+        <w:rPr>
+          <w:rFonts w:ascii="Times New Roman" w:hAnsi="Times New Roman" w:cs="Times New Roman"/>
+          <w:sz w:val="24"/>
+          <w:szCs w:val="24"/>
+        </w:rPr>
+        <w:t>.</w:t>
+      </w:r>
+    </w:p>
+    <w:p>
+      <w:pPr>
+        <w:spacing w:after="120" w:line="240" w:lineRule="auto"/>
+        <w:rPr>
+          <w:rFonts w:ascii="Times New Roman" w:hAnsi="Times New Roman" w:cs="Times New Roman"/>
+          <w:sz w:val="24"/>
+          <w:szCs w:val="24"/>
+        </w:rPr>
+      </w:pPr>
+      <w:r>
+        <w:rPr>
+          <w:rFonts w:ascii="Times New Roman" w:hAnsi="Times New Roman" w:cs="Times New Roman"/>
+          <w:sz w:val="24"/>
+          <w:szCs w:val="24"/>
+        </w:rPr>
+        <w:t>Somos corpo e assim bem ajustados,</w:t>
+      </w:r>
+      <w:r>
+        <w:rPr>
+          <w:rFonts w:ascii="Times New Roman" w:hAnsi="Times New Roman" w:cs="Times New Roman"/>
+          <w:sz w:val="24"/>
+          <w:szCs w:val="24"/>
+        </w:rPr>
+        <w:br/>
+      </w:r>
+      <w:r>
+        <w:rPr>
+          <w:rFonts w:ascii="Times New Roman" w:hAnsi="Times New Roman" w:cs="Times New Roman"/>
+          <w:sz w:val="24"/>
+          <w:szCs w:val="24"/>
+        </w:rPr>
+        <w:t>Totalmente ligados, unidos,</w:t>
+      </w:r>
+      <w:r>
+        <w:rPr>
+          <w:rFonts w:ascii="Times New Roman" w:hAnsi="Times New Roman" w:cs="Times New Roman"/>
+          <w:sz w:val="24"/>
+          <w:szCs w:val="24"/>
+        </w:rPr>
+        <w:br/>
+      </w:r>
+      <w:r>
+        <w:rPr>
+          <w:rFonts w:ascii="Times New Roman" w:hAnsi="Times New Roman" w:cs="Times New Roman"/>
+          <w:sz w:val="24"/>
+          <w:szCs w:val="24"/>
+        </w:rPr>
+        <w:t xml:space="preserve">Vivendo em amor! </w:t>
+      </w:r>
+    </w:p>
+    <w:p>
+      <w:pPr>
+        <w:spacing w:after="120" w:line="240" w:lineRule="auto"/>
+        <w:rPr>
+          <w:rFonts w:ascii="Times New Roman" w:hAnsi="Times New Roman" w:cs="Times New Roman"/>
+          <w:sz w:val="24"/>
+          <w:szCs w:val="24"/>
+        </w:rPr>
+      </w:pPr>
+      <w:r>
+        <w:rPr>
+          <w:rFonts w:ascii="Times New Roman" w:hAnsi="Times New Roman" w:cs="Times New Roman"/>
+          <w:sz w:val="24"/>
+          <w:szCs w:val="24"/>
+        </w:rPr>
+        <w:t>Uma família sem qualquer falsidade,</w:t>
+      </w:r>
+      <w:r>
+        <w:rPr>
+          <w:rFonts w:ascii="Times New Roman" w:hAnsi="Times New Roman" w:cs="Times New Roman"/>
+          <w:sz w:val="24"/>
+          <w:szCs w:val="24"/>
+        </w:rPr>
+        <w:br/>
+      </w:r>
+      <w:r>
+        <w:rPr>
+          <w:rFonts w:ascii="Times New Roman" w:hAnsi="Times New Roman" w:cs="Times New Roman"/>
+          <w:sz w:val="24"/>
+          <w:szCs w:val="24"/>
+        </w:rPr>
+        <w:t>Vivendo a verdade,</w:t>
+      </w:r>
+      <w:r>
+        <w:rPr>
+          <w:rFonts w:ascii="Times New Roman" w:hAnsi="Times New Roman" w:cs="Times New Roman"/>
+          <w:sz w:val="24"/>
+          <w:szCs w:val="24"/>
+        </w:rPr>
+        <w:br/>
+      </w:r>
+      <w:r>
+        <w:rPr>
+          <w:rFonts w:ascii="Times New Roman" w:hAnsi="Times New Roman" w:cs="Times New Roman"/>
+          <w:sz w:val="24"/>
+          <w:szCs w:val="24"/>
+        </w:rPr>
+        <w:t>Expressando a glória do Senhor</w:t>
+      </w:r>
+      <w:r>
+        <w:rPr>
+          <w:rFonts w:ascii="Times New Roman" w:hAnsi="Times New Roman" w:cs="Times New Roman"/>
+          <w:sz w:val="24"/>
+          <w:szCs w:val="24"/>
+        </w:rPr>
+        <w:t>.</w:t>
+      </w:r>
+    </w:p>
+    <w:p>
+      <w:pPr>
+        <w:spacing w:after="120" w:line="240" w:lineRule="auto"/>
+        <w:rPr>
+          <w:rFonts w:ascii="Times New Roman" w:hAnsi="Times New Roman" w:cs="Times New Roman"/>
+          <w:sz w:val="24"/>
+          <w:szCs w:val="24"/>
+        </w:rPr>
+      </w:pPr>
+      <w:r>
+        <w:rPr>
+          <w:rFonts w:ascii="Times New Roman" w:hAnsi="Times New Roman" w:cs="Times New Roman"/>
+          <w:sz w:val="24"/>
+          <w:szCs w:val="24"/>
+        </w:rPr>
+        <w:t>Uma família vivendo o compromisso</w:t>
+      </w:r>
+      <w:r>
+        <w:rPr>
+          <w:rFonts w:ascii="Times New Roman" w:hAnsi="Times New Roman" w:cs="Times New Roman"/>
+          <w:sz w:val="24"/>
+          <w:szCs w:val="24"/>
+        </w:rPr>
+        <w:br/>
+      </w:r>
+      <w:r>
+        <w:rPr>
+          <w:rFonts w:ascii="Times New Roman" w:hAnsi="Times New Roman" w:cs="Times New Roman"/>
+          <w:sz w:val="24"/>
+          <w:szCs w:val="24"/>
+        </w:rPr>
+        <w:t>Do grande amor de Cristo</w:t>
+      </w:r>
+      <w:r>
+        <w:rPr>
+          <w:rFonts w:ascii="Times New Roman" w:hAnsi="Times New Roman" w:cs="Times New Roman"/>
+          <w:sz w:val="24"/>
+          <w:szCs w:val="24"/>
+        </w:rPr>
+        <w:br/>
+      </w:r>
+      <w:r>
+        <w:rPr>
+          <w:rFonts w:ascii="Times New Roman" w:hAnsi="Times New Roman" w:cs="Times New Roman"/>
+          <w:sz w:val="24"/>
+          <w:szCs w:val="24"/>
+        </w:rPr>
+        <w:t>Eu preciso de ti, querido irmão!</w:t>
+      </w:r>
+      <w:r>
+        <w:rPr>
+          <w:rFonts w:ascii="Times New Roman" w:hAnsi="Times New Roman" w:cs="Times New Roman"/>
+          <w:sz w:val="24"/>
+          <w:szCs w:val="24"/>
+        </w:rPr>
+        <w:br/>
+      </w:r>
+      <w:r>
+        <w:rPr>
+          <w:rFonts w:ascii="Times New Roman" w:hAnsi="Times New Roman" w:cs="Times New Roman"/>
+          <w:sz w:val="24"/>
+          <w:szCs w:val="24"/>
+        </w:rPr>
+        <w:t>Precioso és para mim, querido irmão!</w:t>
+      </w:r>
+    </w:p>
+    <w:p>
+      <w:pPr>
+        <w:spacing w:after="120" w:line="240" w:lineRule="auto"/>
+        <w:rPr>
+          <w:rFonts w:ascii="Times New Roman" w:hAnsi="Times New Roman" w:cs="Times New Roman"/>
           <w:b/>
           <w:bCs/>
-          <w:color w:val="000000"/>
-          <w:sz w:val="28"/>
-          <w:szCs w:val="28"/>
-        </w:rPr>
-      </w:pPr>
-      <w:r>
-        <w:rPr>
-          <w:color w:val="000000"/>
-          <w:sz w:val="28"/>
-          <w:szCs w:val="28"/>
-        </w:rPr>
-        <w:t>Corpo e família</w:t>
+          <w:sz w:val="24"/>
+          <w:szCs w:val="24"/>
+        </w:rPr>
+      </w:pPr>
+      <w:r>
+        <w:rPr>
+          <w:rFonts w:ascii="Times New Roman" w:hAnsi="Times New Roman" w:cs="Times New Roman"/>
+          <w:b/>
+          <w:bCs/>
+          <w:sz w:val="24"/>
+          <w:szCs w:val="24"/>
+        </w:rPr>
+        <w:t>[REPETE ACIMA]</w:t>
       </w:r>
     </w:p>
     <w:p>
       <w:pPr>
-        <w:pStyle w:val="PargrafodaLista"/>
-        <w:numPr>
-          <w:ilvl w:val="0"/>
-          <w:numId w:val="1"/>
-        </w:numPr>
-        <w:spacing w:before="0" w:after="160"/>
-        <w:ind w:left="862" w:hanging="357"/>
-        <w:contextualSpacing w:val="0"/>
-        <w:jc w:val="left"/>
-        <w:rPr>
-          <w:color w:val="1F1F1F"/>
-          <w:shd w:val="clear" w:color="auto" w:fill="FFFFFF"/>
-        </w:rPr>
-      </w:pPr>
-      <w:r>
-        <w:rPr>
-          <w:color w:val="1F1F1F"/>
-          <w:shd w:val="clear" w:color="auto" w:fill="FFFFFF"/>
-        </w:rPr>
-        <w:t>Recebi um novo coração do Pai</w:t>
-      </w:r>
-      <w:r>
-        <w:rPr>
-          <w:color w:val="1F1F1F"/>
-          <w:shd w:val="clear" w:color="auto" w:fill="FFFFFF"/>
+        <w:spacing w:after="120" w:line="240" w:lineRule="auto"/>
+        <w:rPr>
+          <w:rFonts w:ascii="Times New Roman" w:hAnsi="Times New Roman" w:cs="Times New Roman"/>
+          <w:sz w:val="24"/>
+          <w:szCs w:val="24"/>
+        </w:rPr>
+      </w:pPr>
+      <w:r>
+        <w:rPr>
+          <w:rFonts w:ascii="Times New Roman" w:hAnsi="Times New Roman" w:cs="Times New Roman"/>
+          <w:sz w:val="24"/>
+          <w:szCs w:val="24"/>
+        </w:rPr>
+        <w:t>Eu preciso de ti, querido irmão!</w:t>
+      </w:r>
+      <w:r>
+        <w:rPr>
+          <w:rFonts w:ascii="Times New Roman" w:hAnsi="Times New Roman" w:cs="Times New Roman"/>
+          <w:sz w:val="24"/>
+          <w:szCs w:val="24"/>
         </w:rPr>
         <w:br/>
-        <w:t>Coração regenerado, coração transformado,</w:t>
-      </w:r>
-      <w:r>
-        <w:rPr>
-          <w:color w:val="1F1F1F"/>
-          <w:shd w:val="clear" w:color="auto" w:fill="FFFFFF"/>
-        </w:rPr>
-        <w:br/>
-        <w:t>Coração que é inspirado por Jesus</w:t>
+      </w:r>
+      <w:r>
+        <w:rPr>
+          <w:rFonts w:ascii="Times New Roman" w:hAnsi="Times New Roman" w:cs="Times New Roman"/>
+          <w:sz w:val="24"/>
+          <w:szCs w:val="24"/>
+        </w:rPr>
+        <w:t>Precioso és para mim, querido irmão!</w:t>
       </w:r>
     </w:p>
-    <w:p>
-      <w:pPr>
-        <w:pStyle w:val="PargrafodaLista"/>
-        <w:numPr>
-          <w:ilvl w:val="0"/>
-          <w:numId w:val="1"/>
-        </w:numPr>
-        <w:spacing w:before="0" w:after="160"/>
-        <w:ind w:left="862" w:hanging="357"/>
-        <w:contextualSpacing w:val="0"/>
-        <w:jc w:val="left"/>
-        <w:rPr>
-          <w:color w:val="1F1F1F"/>
-          <w:shd w:val="clear" w:color="auto" w:fill="FFFFFF"/>
-        </w:rPr>
-      </w:pPr>
-      <w:r>
-        <w:rPr>
-          <w:color w:val="1F1F1F"/>
-          <w:shd w:val="clear" w:color="auto" w:fill="FFFFFF"/>
-        </w:rPr>
-        <w:t>Como fruto desse novo coração</w:t>
-      </w:r>
-      <w:r>
-        <w:rPr>
-          <w:color w:val="1F1F1F"/>
-          <w:shd w:val="clear" w:color="auto" w:fill="FFFFFF"/>
-        </w:rPr>
-        <w:br/>
-        <w:t>Eu declaro a paz de Cristo,</w:t>
-      </w:r>
-      <w:r>
-        <w:rPr>
-          <w:color w:val="1F1F1F"/>
-          <w:shd w:val="clear" w:color="auto" w:fill="FFFFFF"/>
-        </w:rPr>
-        <w:br/>
-        <w:t>Te abençoo, meu irmão.</w:t>
-      </w:r>
-      <w:r>
-        <w:rPr>
-          <w:color w:val="1F1F1F"/>
-          <w:shd w:val="clear" w:color="auto" w:fill="FFFFFF"/>
-        </w:rPr>
-        <w:br/>
-        <w:t>Preciosa é a nossa comunhão</w:t>
-      </w:r>
-    </w:p>
-    <w:p>
-      <w:pPr>
-        <w:pStyle w:val="PargrafodaLista"/>
-        <w:numPr>
-          <w:ilvl w:val="0"/>
-          <w:numId w:val="1"/>
-        </w:numPr>
-        <w:spacing w:before="0" w:after="160"/>
-        <w:ind w:left="862" w:hanging="357"/>
-        <w:contextualSpacing w:val="0"/>
-        <w:jc w:val="left"/>
-        <w:rPr>
-          <w:color w:val="1F1F1F"/>
-          <w:shd w:val="clear" w:color="auto" w:fill="FFFFFF"/>
-        </w:rPr>
-      </w:pPr>
-      <w:r>
-        <w:rPr>
-          <w:color w:val="1F1F1F"/>
-          <w:shd w:val="clear" w:color="auto" w:fill="FFFFFF"/>
-        </w:rPr>
-        <w:t>Somos corpo e assim bem ajustados,</w:t>
-      </w:r>
-      <w:r>
-        <w:rPr>
-          <w:color w:val="1F1F1F"/>
-          <w:shd w:val="clear" w:color="auto" w:fill="FFFFFF"/>
-        </w:rPr>
-        <w:br/>
-        <w:t>Totalmente ligados, unidos,</w:t>
-      </w:r>
-      <w:r>
-        <w:rPr>
-          <w:color w:val="1F1F1F"/>
-          <w:shd w:val="clear" w:color="auto" w:fill="FFFFFF"/>
-        </w:rPr>
-        <w:br/>
-        <w:t xml:space="preserve">Vivendo em amor! </w:t>
-      </w:r>
-      <w:r>
-        <w:rPr>
-          <w:color w:val="1F1F1F"/>
-          <w:shd w:val="clear" w:color="auto" w:fill="FFFFFF"/>
-        </w:rPr>
-        <w:br/>
-        <w:t>Uma família sem qualquer falsidade,</w:t>
-      </w:r>
-      <w:r>
-        <w:rPr>
-          <w:color w:val="1F1F1F"/>
-          <w:shd w:val="clear" w:color="auto" w:fill="FFFFFF"/>
-        </w:rPr>
-        <w:br/>
-        <w:t>Vivendo a verdade,</w:t>
-      </w:r>
-      <w:r>
-        <w:rPr>
-          <w:color w:val="1F1F1F"/>
-          <w:shd w:val="clear" w:color="auto" w:fill="FFFFFF"/>
-        </w:rPr>
-        <w:br/>
-        <w:t>Expressando a glória do Senhor</w:t>
-      </w:r>
-    </w:p>
-    <w:p>
-      <w:pPr>
-        <w:pStyle w:val="PargrafodaLista"/>
-        <w:numPr>
-          <w:ilvl w:val="0"/>
-          <w:numId w:val="1"/>
-        </w:numPr>
-        <w:spacing w:before="0" w:after="160"/>
-        <w:ind w:left="862" w:hanging="357"/>
-        <w:contextualSpacing w:val="0"/>
-        <w:jc w:val="left"/>
-        <w:rPr>
-          <w:color w:val="1F1F1F"/>
-          <w:shd w:val="clear" w:color="auto" w:fill="FFFFFF"/>
-        </w:rPr>
-      </w:pPr>
-      <w:r>
-        <w:rPr>
-          <w:color w:val="1F1F1F"/>
-          <w:shd w:val="clear" w:color="auto" w:fill="FFFFFF"/>
-        </w:rPr>
-        <w:t>Uma família vivendo o compromisso</w:t>
-      </w:r>
-      <w:r>
-        <w:rPr>
-          <w:color w:val="1F1F1F"/>
-          <w:shd w:val="clear" w:color="auto" w:fill="FFFFFF"/>
-        </w:rPr>
-        <w:br/>
-        <w:t>Do grande amor de Cristo</w:t>
-      </w:r>
-      <w:r>
-        <w:rPr>
-          <w:color w:val="1F1F1F"/>
-          <w:shd w:val="clear" w:color="auto" w:fill="FFFFFF"/>
-        </w:rPr>
-        <w:br/>
-        <w:t>Eu preciso de ti, querido irmão!</w:t>
-      </w:r>
-      <w:r>
-        <w:rPr>
-          <w:color w:val="1F1F1F"/>
-          <w:shd w:val="clear" w:color="auto" w:fill="FFFFFF"/>
-        </w:rPr>
-        <w:br/>
-        <w:t>Precioso és para mim, querido irmão!</w:t>
-      </w:r>
-    </w:p>
-    <w:p>
-      <w:pPr>
-        <w:pStyle w:val="PargrafodaLista"/>
-        <w:numPr>
-          <w:ilvl w:val="0"/>
-          <w:numId w:val="1"/>
-        </w:numPr>
-        <w:spacing w:before="0" w:after="160"/>
-        <w:ind w:left="862" w:hanging="357"/>
-        <w:contextualSpacing w:val="0"/>
-        <w:jc w:val="left"/>
-        <w:rPr>
-          <w:color w:val="1F1F1F"/>
-          <w:shd w:val="clear" w:color="auto" w:fill="FFFFFF"/>
-        </w:rPr>
-      </w:pPr>
-      <w:r>
-        <w:rPr>
-          <w:color w:val="1F1F1F"/>
-          <w:shd w:val="clear" w:color="auto" w:fill="FFFFFF"/>
-        </w:rPr>
-        <w:t>[Repete toda]</w:t>
-      </w:r>
-    </w:p>
-    <w:p>
-      <w:pPr>
-        <w:pStyle w:val="PargrafodaLista"/>
-        <w:numPr>
-          <w:ilvl w:val="0"/>
-          <w:numId w:val="1"/>
-        </w:numPr>
-        <w:spacing w:before="0" w:after="160"/>
-        <w:ind w:left="862" w:hanging="357"/>
-        <w:contextualSpacing w:val="0"/>
-        <w:jc w:val="left"/>
-        <w:rPr>
-          <w:color w:val="1F1F1F"/>
-          <w:shd w:val="clear" w:color="auto" w:fill="FFFFFF"/>
-        </w:rPr>
-      </w:pPr>
-      <w:r>
-        <w:rPr>
-          <w:color w:val="1F1F1F"/>
-          <w:shd w:val="clear" w:color="auto" w:fill="FFFFFF"/>
-        </w:rPr>
-        <w:t>Eu preciso de ti, querido irmão!</w:t>
-      </w:r>
-      <w:r>
-        <w:rPr>
-          <w:color w:val="1F1F1F"/>
-          <w:shd w:val="clear" w:color="auto" w:fill="FFFFFF"/>
-        </w:rPr>
-        <w:br/>
-        <w:t>Precioso és para mim, querido irmão!</w:t>
-      </w:r>
-    </w:p>
-    <w:p/>
     <w:sectPr>
       <w:pgSz w:w="11906" w:h="16838"/>
       <w:pgMar w:top="1440" w:right="1440" w:bottom="1440" w:left="1440" w:header="720" w:footer="720" w:gutter="0"/>
@@ -964,6 +1037,27 @@
     <w:name w:val="Normal"/>
     <w:qFormat/>
   </w:style>
+  <w:style w:type="paragraph" w:styleId="Ttulo1">
+    <w:name w:val="heading 1"/>
+    <w:basedOn w:val="Normal"/>
+    <w:next w:val="Normal"/>
+    <w:link w:val="Ttulo1Char"/>
+    <w:uiPriority w:val="9"/>
+    <w:qFormat/>
+    <w:rsid w:val="00FE39D6"/>
+    <w:pPr>
+      <w:keepNext/>
+      <w:keepLines/>
+      <w:spacing w:before="240" w:after="0"/>
+      <w:outlineLvl w:val="0"/>
+    </w:pPr>
+    <w:rPr>
+      <w:rFonts w:asciiTheme="majorHAnsi" w:eastAsiaTheme="majorEastAsia" w:hAnsiTheme="majorHAnsi" w:cstheme="majorBidi"/>
+      <w:color w:val="2F5496" w:themeColor="accent1" w:themeShade="BF"/>
+      <w:sz w:val="32"/>
+      <w:szCs w:val="32"/>
+    </w:rPr>
+  </w:style>
   <w:style w:type="character" w:default="1" w:styleId="Fontepargpadro">
     <w:name w:val="Default Paragraph Font"/>
     <w:uiPriority w:val="1"/>
@@ -1011,6 +1105,19 @@
       <w:sz w:val="24"/>
       <w:szCs w:val="24"/>
       <w:lang w:eastAsia="pt-BR" w:bidi="he-IL"/>
+    </w:rPr>
+  </w:style>
+  <w:style w:type="character" w:customStyle="1" w:styleId="Ttulo1Char">
+    <w:name w:val="Título 1 Char"/>
+    <w:basedOn w:val="Fontepargpadro"/>
+    <w:link w:val="Ttulo1"/>
+    <w:uiPriority w:val="9"/>
+    <w:rsid w:val="00FE39D6"/>
+    <w:rPr>
+      <w:rFonts w:asciiTheme="majorHAnsi" w:eastAsiaTheme="majorEastAsia" w:hAnsiTheme="majorHAnsi" w:cstheme="majorBidi"/>
+      <w:color w:val="2F5496" w:themeColor="accent1" w:themeShade="BF"/>
+      <w:sz w:val="32"/>
+      <w:szCs w:val="32"/>
     </w:rPr>
   </w:style>
 </w:styles>
